--- a/resources/Modular-Short Pathway/GenSTEAMers_Chatting_with_AI_CORE2/ChattingwithAI_TeacherGuide_Modular_CORE2.docx
+++ b/resources/Modular-Short Pathway/GenSTEAMers_Chatting_with_AI_CORE2/ChattingwithAI_TeacherGuide_Modular_CORE2.docx
@@ -2054,7 +2054,7 @@
         <w:rPr>
           <w:rtl w:val="0"/>
         </w:rPr>
-        <w:t xml:space="preserve">Use the codes below throughout the implementation steps.</w:t>
+        <w:t>Use the resource names below throughout the implementation steps.</w:t>
       </w:r>
     </w:p>
     <w:p>
